--- a/Advanced Approximate and Symbolic Computations/Num1_Orthogonal_QR.docx
+++ b/Advanced Approximate and Symbolic Computations/Num1_Orthogonal_QR.docx
@@ -148,27 +148,7 @@
           <w:sz w:val="19"/>
           <w:szCs w:val="19"/>
         </w:rPr>
-        <w:t xml:space="preserve">Qᵀ Q = Q </w:t>
-      </w:r>
-      <w:proofErr w:type="spellStart"/>
-      <w:r>
-        <w:rPr>
-          <w:rFonts w:ascii="Courier New" w:eastAsia="Courier New" w:hAnsi="Courier New" w:cs="Courier New"/>
-          <w:color w:val="1F4E79"/>
-          <w:sz w:val="19"/>
-          <w:szCs w:val="19"/>
-        </w:rPr>
-        <w:t>Q</w:t>
-      </w:r>
-      <w:proofErr w:type="spellEnd"/>
-      <w:r>
-        <w:rPr>
-          <w:rFonts w:ascii="Courier New" w:eastAsia="Courier New" w:hAnsi="Courier New" w:cs="Courier New"/>
-          <w:color w:val="1F4E79"/>
-          <w:sz w:val="19"/>
-          <w:szCs w:val="19"/>
-        </w:rPr>
-        <w:t>ᵀ = I</w:t>
+        <w:t>Qᵀ Q = Q Qᵀ = I</w:t>
       </w:r>
     </w:p>
     <w:p>
@@ -242,12 +222,6 @@
         <w:gridCol w:w="9360"/>
       </w:tblGrid>
       <w:tr>
-        <w:tblPrEx>
-          <w:tblCellMar>
-            <w:top w:w="0" w:type="dxa"/>
-            <w:bottom w:w="0" w:type="dxa"/>
-          </w:tblCellMar>
-        </w:tblPrEx>
         <w:tc>
           <w:tcPr>
             <w:tcW w:w="0" w:type="auto"/>
@@ -355,15 +329,7 @@
         <w:spacing w:before="30" w:after="30"/>
       </w:pPr>
       <w:r>
-        <w:t>‖</w:t>
-      </w:r>
-      <w:proofErr w:type="spellStart"/>
-      <w:r>
-        <w:t>Qx</w:t>
-      </w:r>
-      <w:proofErr w:type="spellEnd"/>
-      <w:r>
-        <w:t>‖ = ‖x‖ for any vector x. Orthogonal transformations preserve vector length.</w:t>
+        <w:t>‖Qx‖ = ‖x‖ for any vector x. Orthogonal transformations preserve vector length.</w:t>
       </w:r>
     </w:p>
     <w:p>
@@ -378,11 +344,6 @@
       <w:r>
         <w:t>Product of two orthogonal matrices is orthogonal.</w:t>
       </w:r>
-    </w:p>
-    <w:p>
-      <w:pPr>
-        <w:spacing w:before="34" w:after="34"/>
-      </w:pPr>
     </w:p>
     <w:p>
       <w:pPr>
@@ -405,29 +366,40 @@
           <w:sz w:val="30"/>
           <w:szCs w:val="30"/>
         </w:rPr>
-        <w:t xml:space="preserve">2. Why Use Orthogonal Transformations in </w:t>
-      </w:r>
-      <w:proofErr w:type="spellStart"/>
+        <w:t>3. QR Decomposition</w:t>
+      </w:r>
+    </w:p>
+    <w:p>
+      <w:pPr>
+        <w:spacing w:before="34" w:after="34"/>
+      </w:pPr>
+    </w:p>
+    <w:p>
+      <w:pPr>
+        <w:spacing w:before="46" w:after="46"/>
+      </w:pPr>
+      <w:r>
+        <w:t>Every m×n matrix A (with m ≥ n) can be factored as:</w:t>
+      </w:r>
+    </w:p>
+    <w:p>
+      <w:pPr>
+        <w:spacing w:before="34" w:after="34"/>
+      </w:pPr>
+    </w:p>
+    <w:p>
+      <w:pPr>
+        <w:spacing w:before="30" w:after="30"/>
+        <w:ind w:left="520"/>
+      </w:pPr>
       <w:r>
         <w:rPr>
-          <w:b/>
-          <w:bCs/>
+          <w:rFonts w:ascii="Courier New" w:eastAsia="Courier New" w:hAnsi="Courier New" w:cs="Courier New"/>
           <w:color w:val="1F4E79"/>
-          <w:sz w:val="30"/>
-          <w:szCs w:val="30"/>
+          <w:sz w:val="19"/>
+          <w:szCs w:val="19"/>
         </w:rPr>
-        <w:t>Numerics</w:t>
-      </w:r>
-      <w:proofErr w:type="spellEnd"/>
-      <w:r>
-        <w:rPr>
-          <w:b/>
-          <w:bCs/>
-          <w:color w:val="1F4E79"/>
-          <w:sz w:val="30"/>
-          <w:szCs w:val="30"/>
-        </w:rPr>
-        <w:t>?</w:t>
+        <w:t>A = Q R</w:t>
       </w:r>
     </w:p>
     <w:p>
@@ -440,7 +412,7 @@
         <w:spacing w:before="46" w:after="46"/>
       </w:pPr>
       <w:r>
-        <w:t>Numerical algorithms can amplify errors. Multiplying by an ill-conditioned matrix makes errors grow rapidly. Orthogonal matrices have condition number = 1 (the best possible). Multiplying by Q never makes rounding errors worse.</w:t>
+        <w:t>where Q is an m×m orthogonal matrix and R is an m×n upper triangular matrix (zeros below the diagonal).</w:t>
       </w:r>
     </w:p>
     <w:p>
@@ -469,219 +441,6 @@
         <w:gridCol w:w="9360"/>
       </w:tblGrid>
       <w:tr>
-        <w:tblPrEx>
-          <w:tblCellMar>
-            <w:top w:w="0" w:type="dxa"/>
-            <w:bottom w:w="0" w:type="dxa"/>
-          </w:tblCellMar>
-        </w:tblPrEx>
-        <w:tc>
-          <w:tcPr>
-            <w:tcW w:w="0" w:type="auto"/>
-            <w:tcBorders>
-              <w:top w:val="single" w:sz="4" w:space="0" w:color="27AE60"/>
-              <w:left w:val="single" w:sz="12" w:space="0" w:color="27AE60"/>
-              <w:bottom w:val="single" w:sz="4" w:space="0" w:color="27AE60"/>
-            </w:tcBorders>
-            <w:shd w:val="clear" w:color="auto" w:fill="EAFAF1"/>
-            <w:tcMar>
-              <w:top w:w="90" w:type="dxa"/>
-              <w:left w:w="160" w:type="dxa"/>
-              <w:bottom w:w="90" w:type="dxa"/>
-              <w:right w:w="110" w:type="dxa"/>
-            </w:tcMar>
-          </w:tcPr>
-          <w:p>
-            <w:pPr>
-              <w:spacing w:before="22" w:after="22"/>
-            </w:pPr>
-            <w:r>
-              <w:rPr>
-                <w:color w:val="1E8449"/>
-                <w:sz w:val="20"/>
-                <w:szCs w:val="20"/>
-              </w:rPr>
-              <w:t>Orthogonal transformations are numerically stable by design.</w:t>
-            </w:r>
-          </w:p>
-          <w:p>
-            <w:pPr>
-              <w:spacing w:before="22" w:after="22"/>
-            </w:pPr>
-            <w:r>
-              <w:rPr>
-                <w:color w:val="1E8449"/>
-                <w:sz w:val="20"/>
-                <w:szCs w:val="20"/>
-              </w:rPr>
-              <w:t>They are the preferred tool in numerical linear algebra for this reason.</w:t>
-            </w:r>
-          </w:p>
-          <w:p>
-            <w:pPr>
-              <w:spacing w:before="22" w:after="22"/>
-            </w:pPr>
-            <w:r>
-              <w:rPr>
-                <w:color w:val="1E8449"/>
-                <w:sz w:val="20"/>
-                <w:szCs w:val="20"/>
-              </w:rPr>
-              <w:t xml:space="preserve">Gaussian elimination can be unstable. QR </w:t>
-            </w:r>
-            <w:proofErr w:type="spellStart"/>
-            <w:r>
-              <w:rPr>
-                <w:color w:val="1E8449"/>
-                <w:sz w:val="20"/>
-                <w:szCs w:val="20"/>
-              </w:rPr>
-              <w:t>factorisation</w:t>
-            </w:r>
-            <w:proofErr w:type="spellEnd"/>
-            <w:r>
-              <w:rPr>
-                <w:color w:val="1E8449"/>
-                <w:sz w:val="20"/>
-                <w:szCs w:val="20"/>
-              </w:rPr>
-              <w:t xml:space="preserve"> is stable.</w:t>
-            </w:r>
-          </w:p>
-        </w:tc>
-      </w:tr>
-    </w:tbl>
-    <w:p>
-      <w:pPr>
-        <w:spacing w:before="34" w:after="34"/>
-      </w:pPr>
-    </w:p>
-    <w:p>
-      <w:pPr>
-        <w:pBdr>
-          <w:bottom w:val="single" w:sz="3" w:space="1" w:color="E0E0E0"/>
-        </w:pBdr>
-        <w:spacing w:before="100" w:after="100"/>
-      </w:pPr>
-    </w:p>
-    <w:p>
-      <w:pPr>
-        <w:pStyle w:val="Heading1"/>
-        <w:spacing w:before="260" w:after="90"/>
-      </w:pPr>
-      <w:r>
-        <w:rPr>
-          <w:b/>
-          <w:bCs/>
-          <w:color w:val="1F4E79"/>
-          <w:sz w:val="30"/>
-          <w:szCs w:val="30"/>
-        </w:rPr>
-        <w:t>3. QR Decomposition</w:t>
-      </w:r>
-    </w:p>
-    <w:p>
-      <w:pPr>
-        <w:spacing w:before="34" w:after="34"/>
-      </w:pPr>
-    </w:p>
-    <w:p>
-      <w:pPr>
-        <w:spacing w:before="46" w:after="46"/>
-      </w:pPr>
-      <w:r>
-        <w:t xml:space="preserve">Every </w:t>
-      </w:r>
-      <w:proofErr w:type="spellStart"/>
-      <w:r>
-        <w:t>m×n</w:t>
-      </w:r>
-      <w:proofErr w:type="spellEnd"/>
-      <w:r>
-        <w:t xml:space="preserve"> matrix A (with m ≥ n) can be factored as:</w:t>
-      </w:r>
-    </w:p>
-    <w:p>
-      <w:pPr>
-        <w:spacing w:before="34" w:after="34"/>
-      </w:pPr>
-    </w:p>
-    <w:p>
-      <w:pPr>
-        <w:spacing w:before="30" w:after="30"/>
-        <w:ind w:left="520"/>
-      </w:pPr>
-      <w:r>
-        <w:rPr>
-          <w:rFonts w:ascii="Courier New" w:eastAsia="Courier New" w:hAnsi="Courier New" w:cs="Courier New"/>
-          <w:color w:val="1F4E79"/>
-          <w:sz w:val="19"/>
-          <w:szCs w:val="19"/>
-        </w:rPr>
-        <w:t>A = Q R</w:t>
-      </w:r>
-    </w:p>
-    <w:p>
-      <w:pPr>
-        <w:spacing w:before="34" w:after="34"/>
-      </w:pPr>
-    </w:p>
-    <w:p>
-      <w:pPr>
-        <w:spacing w:before="46" w:after="46"/>
-      </w:pPr>
-      <w:r>
-        <w:t xml:space="preserve">where Q is an </w:t>
-      </w:r>
-      <w:proofErr w:type="spellStart"/>
-      <w:r>
-        <w:t>m×m</w:t>
-      </w:r>
-      <w:proofErr w:type="spellEnd"/>
-      <w:r>
-        <w:t xml:space="preserve"> orthogonal matrix and R is an </w:t>
-      </w:r>
-      <w:proofErr w:type="spellStart"/>
-      <w:r>
-        <w:t>m×n</w:t>
-      </w:r>
-      <w:proofErr w:type="spellEnd"/>
-      <w:r>
-        <w:t xml:space="preserve"> upper triangular matrix (zeros below the diagonal).</w:t>
-      </w:r>
-    </w:p>
-    <w:p>
-      <w:pPr>
-        <w:spacing w:before="34" w:after="34"/>
-      </w:pPr>
-    </w:p>
-    <w:tbl>
-      <w:tblPr>
-        <w:tblW w:w="9360" w:type="dxa"/>
-        <w:tblBorders>
-          <w:top w:val="single" w:sz="4" w:space="0" w:color="auto"/>
-          <w:left w:val="single" w:sz="4" w:space="0" w:color="auto"/>
-          <w:bottom w:val="single" w:sz="4" w:space="0" w:color="auto"/>
-          <w:right w:val="single" w:sz="4" w:space="0" w:color="auto"/>
-          <w:insideH w:val="single" w:sz="4" w:space="0" w:color="auto"/>
-          <w:insideV w:val="single" w:sz="4" w:space="0" w:color="auto"/>
-        </w:tblBorders>
-        <w:tblCellMar>
-          <w:left w:w="10" w:type="dxa"/>
-          <w:right w:w="10" w:type="dxa"/>
-        </w:tblCellMar>
-        <w:tblLook w:val="0000" w:firstRow="0" w:lastRow="0" w:firstColumn="0" w:lastColumn="0" w:noHBand="0" w:noVBand="0"/>
-      </w:tblPr>
-      <w:tblGrid>
-        <w:gridCol w:w="9360"/>
-      </w:tblGrid>
-      <w:tr>
-        <w:tblPrEx>
-          <w:tblCellMar>
-            <w:top w:w="0" w:type="dxa"/>
-            <w:bottom w:w="0" w:type="dxa"/>
-          </w:tblCellMar>
-        </w:tblPrEx>
         <w:tc>
           <w:tcPr>
             <w:tcW w:w="0" w:type="auto"/>
@@ -783,12 +542,6 @@
         <w:gridCol w:w="6560"/>
       </w:tblGrid>
       <w:tr>
-        <w:tblPrEx>
-          <w:tblCellMar>
-            <w:top w:w="0" w:type="dxa"/>
-            <w:bottom w:w="0" w:type="dxa"/>
-          </w:tblCellMar>
-        </w:tblPrEx>
         <w:trPr>
           <w:tblHeader/>
         </w:trPr>
@@ -854,12 +607,6 @@
         </w:tc>
       </w:tr>
       <w:tr>
-        <w:tblPrEx>
-          <w:tblCellMar>
-            <w:top w:w="0" w:type="dxa"/>
-            <w:bottom w:w="0" w:type="dxa"/>
-          </w:tblCellMar>
-        </w:tblPrEx>
         <w:tc>
           <w:tcPr>
             <w:tcW w:w="2800" w:type="dxa"/>
@@ -910,66 +657,12 @@
                 <w:sz w:val="19"/>
                 <w:szCs w:val="19"/>
               </w:rPr>
-              <w:t xml:space="preserve">A=QR → </w:t>
-            </w:r>
-            <w:proofErr w:type="spellStart"/>
-            <w:r>
-              <w:rPr>
-                <w:sz w:val="19"/>
-                <w:szCs w:val="19"/>
-              </w:rPr>
-              <w:t>QRx</w:t>
-            </w:r>
-            <w:proofErr w:type="spellEnd"/>
-            <w:r>
-              <w:rPr>
-                <w:sz w:val="19"/>
-                <w:szCs w:val="19"/>
-              </w:rPr>
-              <w:t>=b → Rx=</w:t>
-            </w:r>
-            <w:proofErr w:type="spellStart"/>
-            <w:r>
-              <w:rPr>
-                <w:sz w:val="19"/>
-                <w:szCs w:val="19"/>
-              </w:rPr>
-              <w:t>Qᵀb</w:t>
-            </w:r>
-            <w:proofErr w:type="spellEnd"/>
-            <w:r>
-              <w:rPr>
-                <w:sz w:val="19"/>
-                <w:szCs w:val="19"/>
-              </w:rPr>
-              <w:t xml:space="preserve">. </w:t>
-            </w:r>
-            <w:proofErr w:type="spellStart"/>
-            <w:r>
-              <w:rPr>
-                <w:sz w:val="19"/>
-                <w:szCs w:val="19"/>
-              </w:rPr>
-              <w:t>Qᵀb</w:t>
-            </w:r>
-            <w:proofErr w:type="spellEnd"/>
-            <w:r>
-              <w:rPr>
-                <w:sz w:val="19"/>
-                <w:szCs w:val="19"/>
-              </w:rPr>
-              <w:t xml:space="preserve"> is cheap (just multiply). Solve Rx=c by back substitution.</w:t>
+              <w:t>A=QR → QRx=b → Rx=Qᵀb. Qᵀb is cheap (just multiply). Solve Rx=c by back substitution.</w:t>
             </w:r>
           </w:p>
         </w:tc>
       </w:tr>
       <w:tr>
-        <w:tblPrEx>
-          <w:tblCellMar>
-            <w:top w:w="0" w:type="dxa"/>
-            <w:bottom w:w="0" w:type="dxa"/>
-          </w:tblCellMar>
-        </w:tblPrEx>
         <w:tc>
           <w:tcPr>
             <w:tcW w:w="2800" w:type="dxa"/>
@@ -993,6 +686,7 @@
                 <w:sz w:val="19"/>
                 <w:szCs w:val="19"/>
               </w:rPr>
+              <w:lastRenderedPageBreak/>
               <w:t>Least-squares (m&gt;n)</w:t>
             </w:r>
           </w:p>
@@ -1026,12 +720,6 @@
         </w:tc>
       </w:tr>
       <w:tr>
-        <w:tblPrEx>
-          <w:tblCellMar>
-            <w:top w:w="0" w:type="dxa"/>
-            <w:bottom w:w="0" w:type="dxa"/>
-          </w:tblCellMar>
-        </w:tblPrEx>
         <w:tc>
           <w:tcPr>
             <w:tcW w:w="2800" w:type="dxa"/>
@@ -1088,12 +776,6 @@
         </w:tc>
       </w:tr>
       <w:tr>
-        <w:tblPrEx>
-          <w:tblCellMar>
-            <w:top w:w="0" w:type="dxa"/>
-            <w:bottom w:w="0" w:type="dxa"/>
-          </w:tblCellMar>
-        </w:tblPrEx>
         <w:tc>
           <w:tcPr>
             <w:tcW w:w="2800" w:type="dxa"/>
@@ -1227,7 +909,6 @@
         </w:rPr>
         <w:t>H = I - 2vvᵀ / (</w:t>
       </w:r>
-      <w:proofErr w:type="spellStart"/>
       <w:proofErr w:type="gramStart"/>
       <w:r>
         <w:rPr>
@@ -1236,17 +917,7 @@
           <w:sz w:val="19"/>
           <w:szCs w:val="19"/>
         </w:rPr>
-        <w:t>vᵀv</w:t>
-      </w:r>
-      <w:proofErr w:type="spellEnd"/>
-      <w:r>
-        <w:rPr>
-          <w:rFonts w:ascii="Courier New" w:eastAsia="Courier New" w:hAnsi="Courier New" w:cs="Courier New"/>
-          <w:color w:val="1F4E79"/>
-          <w:sz w:val="19"/>
-          <w:szCs w:val="19"/>
-        </w:rPr>
-        <w:t xml:space="preserve">)   </w:t>
+        <w:t xml:space="preserve">vᵀv)   </w:t>
       </w:r>
       <w:proofErr w:type="gramEnd"/>
       <w:r>
@@ -1333,12 +1004,6 @@
         <w:gridCol w:w="9360"/>
       </w:tblGrid>
       <w:tr>
-        <w:tblPrEx>
-          <w:tblCellMar>
-            <w:top w:w="0" w:type="dxa"/>
-            <w:bottom w:w="0" w:type="dxa"/>
-          </w:tblCellMar>
-        </w:tblPrEx>
         <w:tc>
           <w:tcPr>
             <w:tcW w:w="0" w:type="auto"/>
@@ -1471,25 +1136,18 @@
       <w:r>
         <w:t>A Givens rotation G(</w:t>
       </w:r>
-      <w:proofErr w:type="spellStart"/>
       <w:proofErr w:type="gramStart"/>
       <w:r>
         <w:t>i,j</w:t>
       </w:r>
       <w:proofErr w:type="gramEnd"/>
       <w:r>
-        <w:t>,θ</w:t>
-      </w:r>
-      <w:proofErr w:type="spellEnd"/>
-      <w:r>
-        <w:t>) is an orthogonal matrix that rotates in the (</w:t>
-      </w:r>
-      <w:proofErr w:type="spellStart"/>
+        <w:t>,θ) is an orthogonal matrix that rotates in the (</w:t>
+      </w:r>
       <w:proofErr w:type="gramStart"/>
       <w:r>
         <w:t>i,j</w:t>
       </w:r>
-      <w:proofErr w:type="spellEnd"/>
       <w:proofErr w:type="gramEnd"/>
       <w:r>
         <w:t>) plane, zeroing out one specific entry:</w:t>
@@ -1514,7 +1172,6 @@
         </w:rPr>
         <w:t>G(</w:t>
       </w:r>
-      <w:proofErr w:type="spellStart"/>
       <w:proofErr w:type="gramStart"/>
       <w:r>
         <w:rPr>
@@ -1533,19 +1190,8 @@
           <w:sz w:val="19"/>
           <w:szCs w:val="19"/>
         </w:rPr>
-        <w:t>,θ</w:t>
-      </w:r>
-      <w:proofErr w:type="spellEnd"/>
-      <w:r>
-        <w:rPr>
-          <w:rFonts w:ascii="Courier New" w:eastAsia="Courier New" w:hAnsi="Courier New" w:cs="Courier New"/>
-          <w:color w:val="1F4E79"/>
-          <w:sz w:val="19"/>
-          <w:szCs w:val="19"/>
-        </w:rPr>
-        <w:t>) zeros out entry (</w:t>
-      </w:r>
-      <w:proofErr w:type="spellStart"/>
+        <w:t>,θ) zeros out entry (</w:t>
+      </w:r>
       <w:proofErr w:type="gramStart"/>
       <w:r>
         <w:rPr>
@@ -1556,7 +1202,6 @@
         </w:rPr>
         <w:t>j,i</w:t>
       </w:r>
-      <w:proofErr w:type="spellEnd"/>
       <w:proofErr w:type="gramEnd"/>
       <w:r>
         <w:rPr>
@@ -1580,9 +1225,14 @@
           <w:sz w:val="19"/>
           <w:szCs w:val="19"/>
         </w:rPr>
-        <w:t xml:space="preserve">Built from: c = </w:t>
-      </w:r>
-      <w:proofErr w:type="spellStart"/>
+        <w:t>Built from: c = cosθ, s = sinθ, where c and s are chosen so that</w:t>
+      </w:r>
+    </w:p>
+    <w:p>
+      <w:pPr>
+        <w:spacing w:before="30" w:after="30"/>
+        <w:ind w:left="520"/>
+      </w:pPr>
       <w:r>
         <w:rPr>
           <w:rFonts w:ascii="Courier New" w:eastAsia="Courier New" w:hAnsi="Courier New" w:cs="Courier New"/>
@@ -1590,92 +1240,7 @@
           <w:sz w:val="19"/>
           <w:szCs w:val="19"/>
         </w:rPr>
-        <w:t>cosθ</w:t>
-      </w:r>
-      <w:proofErr w:type="spellEnd"/>
-      <w:r>
-        <w:rPr>
-          <w:rFonts w:ascii="Courier New" w:eastAsia="Courier New" w:hAnsi="Courier New" w:cs="Courier New"/>
-          <w:color w:val="1F4E79"/>
-          <w:sz w:val="19"/>
-          <w:szCs w:val="19"/>
-        </w:rPr>
-        <w:t xml:space="preserve">, s = </w:t>
-      </w:r>
-      <w:proofErr w:type="spellStart"/>
-      <w:r>
-        <w:rPr>
-          <w:rFonts w:ascii="Courier New" w:eastAsia="Courier New" w:hAnsi="Courier New" w:cs="Courier New"/>
-          <w:color w:val="1F4E79"/>
-          <w:sz w:val="19"/>
-          <w:szCs w:val="19"/>
-        </w:rPr>
-        <w:t>sinθ</w:t>
-      </w:r>
-      <w:proofErr w:type="spellEnd"/>
-      <w:r>
-        <w:rPr>
-          <w:rFonts w:ascii="Courier New" w:eastAsia="Courier New" w:hAnsi="Courier New" w:cs="Courier New"/>
-          <w:color w:val="1F4E79"/>
-          <w:sz w:val="19"/>
-          <w:szCs w:val="19"/>
-        </w:rPr>
-        <w:t>, where c and s are chosen so that</w:t>
-      </w:r>
-    </w:p>
-    <w:p>
-      <w:pPr>
-        <w:spacing w:before="30" w:after="30"/>
-        <w:ind w:left="520"/>
-      </w:pPr>
-      <w:r>
-        <w:rPr>
-          <w:rFonts w:ascii="Courier New" w:eastAsia="Courier New" w:hAnsi="Courier New" w:cs="Courier New"/>
-          <w:color w:val="1F4E79"/>
-          <w:sz w:val="19"/>
-          <w:szCs w:val="19"/>
-        </w:rPr>
-        <w:t xml:space="preserve">  </w:t>
-      </w:r>
-      <w:proofErr w:type="spellStart"/>
-      <w:r>
-        <w:rPr>
-          <w:rFonts w:ascii="Courier New" w:eastAsia="Courier New" w:hAnsi="Courier New" w:cs="Courier New"/>
-          <w:color w:val="1F4E79"/>
-          <w:sz w:val="19"/>
-          <w:szCs w:val="19"/>
-        </w:rPr>
-        <w:t>c·a</w:t>
-      </w:r>
-      <w:proofErr w:type="spellEnd"/>
-      <w:r>
-        <w:rPr>
-          <w:rFonts w:ascii="Courier New" w:eastAsia="Courier New" w:hAnsi="Courier New" w:cs="Courier New"/>
-          <w:color w:val="1F4E79"/>
-          <w:sz w:val="19"/>
-          <w:szCs w:val="19"/>
-        </w:rPr>
-        <w:t xml:space="preserve">ᵢᵢ + </w:t>
-      </w:r>
-      <w:proofErr w:type="spellStart"/>
-      <w:r>
-        <w:rPr>
-          <w:rFonts w:ascii="Courier New" w:eastAsia="Courier New" w:hAnsi="Courier New" w:cs="Courier New"/>
-          <w:color w:val="1F4E79"/>
-          <w:sz w:val="19"/>
-          <w:szCs w:val="19"/>
-        </w:rPr>
-        <w:t>s·a</w:t>
-      </w:r>
-      <w:proofErr w:type="spellEnd"/>
-      <w:r>
-        <w:rPr>
-          <w:rFonts w:ascii="Courier New" w:eastAsia="Courier New" w:hAnsi="Courier New" w:cs="Courier New"/>
-          <w:color w:val="1F4E79"/>
-          <w:sz w:val="19"/>
-          <w:szCs w:val="19"/>
-        </w:rPr>
-        <w:t xml:space="preserve">ⱼᵢ = </w:t>
+        <w:t xml:space="preserve">  c·aᵢᵢ + s·aⱼᵢ = </w:t>
       </w:r>
       <w:proofErr w:type="gramStart"/>
       <w:r>
@@ -1695,47 +1260,7 @@
           <w:sz w:val="19"/>
           <w:szCs w:val="19"/>
         </w:rPr>
-        <w:t>−</w:t>
-      </w:r>
-      <w:proofErr w:type="spellStart"/>
-      <w:r>
-        <w:rPr>
-          <w:rFonts w:ascii="Courier New" w:eastAsia="Courier New" w:hAnsi="Courier New" w:cs="Courier New"/>
-          <w:color w:val="1F4E79"/>
-          <w:sz w:val="19"/>
-          <w:szCs w:val="19"/>
-        </w:rPr>
-        <w:t>s·a</w:t>
-      </w:r>
-      <w:proofErr w:type="spellEnd"/>
-      <w:r>
-        <w:rPr>
-          <w:rFonts w:ascii="Courier New" w:eastAsia="Courier New" w:hAnsi="Courier New" w:cs="Courier New"/>
-          <w:color w:val="1F4E79"/>
-          <w:sz w:val="19"/>
-          <w:szCs w:val="19"/>
-        </w:rPr>
-        <w:t xml:space="preserve">ᵢᵢ + </w:t>
-      </w:r>
-      <w:proofErr w:type="spellStart"/>
-      <w:r>
-        <w:rPr>
-          <w:rFonts w:ascii="Courier New" w:eastAsia="Courier New" w:hAnsi="Courier New" w:cs="Courier New"/>
-          <w:color w:val="1F4E79"/>
-          <w:sz w:val="19"/>
-          <w:szCs w:val="19"/>
-        </w:rPr>
-        <w:t>c·a</w:t>
-      </w:r>
-      <w:proofErr w:type="spellEnd"/>
-      <w:r>
-        <w:rPr>
-          <w:rFonts w:ascii="Courier New" w:eastAsia="Courier New" w:hAnsi="Courier New" w:cs="Courier New"/>
-          <w:color w:val="1F4E79"/>
-          <w:sz w:val="19"/>
-          <w:szCs w:val="19"/>
-        </w:rPr>
-        <w:t>ⱼᵢ = 0</w:t>
+        <w:t>−s·aᵢᵢ + c·aⱼᵢ = 0</w:t>
       </w:r>
     </w:p>
     <w:p>
@@ -1780,12 +1305,6 @@
         <w:gridCol w:w="2160"/>
       </w:tblGrid>
       <w:tr>
-        <w:tblPrEx>
-          <w:tblCellMar>
-            <w:top w:w="0" w:type="dxa"/>
-            <w:bottom w:w="0" w:type="dxa"/>
-          </w:tblCellMar>
-        </w:tblPrEx>
         <w:trPr>
           <w:tblHeader/>
         </w:trPr>
@@ -1815,7 +1334,6 @@
                 <w:sz w:val="19"/>
                 <w:szCs w:val="19"/>
               </w:rPr>
-              <w:lastRenderedPageBreak/>
               <w:t>Method</w:t>
             </w:r>
           </w:p>
@@ -1912,12 +1430,6 @@
         </w:tc>
       </w:tr>
       <w:tr>
-        <w:tblPrEx>
-          <w:tblCellMar>
-            <w:top w:w="0" w:type="dxa"/>
-            <w:bottom w:w="0" w:type="dxa"/>
-          </w:tblCellMar>
-        </w:tblPrEx>
         <w:tc>
           <w:tcPr>
             <w:tcW w:w="2000" w:type="dxa"/>
@@ -2053,12 +1565,6 @@
         </w:tc>
       </w:tr>
       <w:tr>
-        <w:tblPrEx>
-          <w:tblCellMar>
-            <w:top w:w="0" w:type="dxa"/>
-            <w:bottom w:w="0" w:type="dxa"/>
-          </w:tblCellMar>
-        </w:tblPrEx>
         <w:tc>
           <w:tcPr>
             <w:tcW w:w="2000" w:type="dxa"/>
@@ -2169,12 +1675,6 @@
         </w:tc>
       </w:tr>
       <w:tr>
-        <w:tblPrEx>
-          <w:tblCellMar>
-            <w:top w:w="0" w:type="dxa"/>
-            <w:bottom w:w="0" w:type="dxa"/>
-          </w:tblCellMar>
-        </w:tblPrEx>
         <w:tc>
           <w:tcPr>
             <w:tcW w:w="2000" w:type="dxa"/>
@@ -2311,6 +1811,7 @@
           <w:sz w:val="30"/>
           <w:szCs w:val="30"/>
         </w:rPr>
+        <w:lastRenderedPageBreak/>
         <w:t>5. The QR Algorithm for Eigenvalues</w:t>
       </w:r>
     </w:p>
@@ -2353,12 +1854,6 @@
         <w:gridCol w:w="9360"/>
       </w:tblGrid>
       <w:tr>
-        <w:tblPrEx>
-          <w:tblCellMar>
-            <w:top w:w="0" w:type="dxa"/>
-            <w:bottom w:w="0" w:type="dxa"/>
-          </w:tblCellMar>
-        </w:tblPrEx>
         <w:tc>
           <w:tcPr>
             <w:tcW w:w="0" w:type="auto"/>
@@ -2599,15 +2094,7 @@
         <w:spacing w:before="30" w:after="30"/>
       </w:pPr>
       <w:r>
-        <w:t xml:space="preserve">Reduce A to </w:t>
-      </w:r>
-      <w:proofErr w:type="spellStart"/>
-      <w:r>
-        <w:t>Hessenberg</w:t>
-      </w:r>
-      <w:proofErr w:type="spellEnd"/>
-      <w:r>
-        <w:t xml:space="preserve"> form first (tridiagonal for symmetric matrices). This makes each QR step O(n²) instead of O(n³).</w:t>
+        <w:t>Reduce A to Hessenberg form first (tridiagonal for symmetric matrices). This makes each QR step O(n²) instead of O(n³).</w:t>
       </w:r>
     </w:p>
     <w:p>
@@ -2620,23 +2107,7 @@
         <w:spacing w:before="30" w:after="30"/>
       </w:pPr>
       <w:r>
-        <w:t xml:space="preserve">Shifts: choose a shift μₖ close to an eigenvalue to accelerate convergence. Compute QR of (Aₖ − </w:t>
-      </w:r>
-      <w:proofErr w:type="spellStart"/>
-      <w:r>
-        <w:t>μₖI</w:t>
-      </w:r>
-      <w:proofErr w:type="spellEnd"/>
-      <w:r>
-        <w:t xml:space="preserve">), then form RₖQₖ + </w:t>
-      </w:r>
-      <w:proofErr w:type="spellStart"/>
-      <w:r>
-        <w:t>μₖI</w:t>
-      </w:r>
-      <w:proofErr w:type="spellEnd"/>
-      <w:r>
-        <w:t>.</w:t>
+        <w:t>Shifts: choose a shift μₖ close to an eigenvalue to accelerate convergence. Compute QR of (Aₖ − μₖI), then form RₖQₖ + μₖI.</w:t>
       </w:r>
     </w:p>
     <w:p>
@@ -2686,12 +2157,6 @@
         <w:gridCol w:w="9360"/>
       </w:tblGrid>
       <w:tr>
-        <w:tblPrEx>
-          <w:tblCellMar>
-            <w:top w:w="0" w:type="dxa"/>
-            <w:bottom w:w="0" w:type="dxa"/>
-          </w:tblCellMar>
-        </w:tblPrEx>
         <w:tc>
           <w:tcPr>
             <w:tcW w:w="0" w:type="auto"/>
@@ -2746,7 +2211,6 @@
               </w:rPr>
               <w:t xml:space="preserve">Used in MATLAB </w:t>
             </w:r>
-            <w:proofErr w:type="spellStart"/>
             <w:proofErr w:type="gramStart"/>
             <w:r>
               <w:rPr>
@@ -2754,16 +2218,7 @@
                 <w:sz w:val="20"/>
                 <w:szCs w:val="20"/>
               </w:rPr>
-              <w:t>eig</w:t>
-            </w:r>
-            <w:proofErr w:type="spellEnd"/>
-            <w:r>
-              <w:rPr>
-                <w:color w:val="1E8449"/>
-                <w:sz w:val="20"/>
-                <w:szCs w:val="20"/>
-              </w:rPr>
-              <w:t>(</w:t>
+              <w:t>eig(</w:t>
             </w:r>
             <w:proofErr w:type="gramEnd"/>
             <w:r>
@@ -2918,12 +2373,6 @@
         <w:gridCol w:w="3480"/>
       </w:tblGrid>
       <w:tr>
-        <w:tblPrEx>
-          <w:tblCellMar>
-            <w:top w:w="0" w:type="dxa"/>
-            <w:bottom w:w="0" w:type="dxa"/>
-          </w:tblCellMar>
-        </w:tblPrEx>
         <w:trPr>
           <w:tblHeader/>
         </w:trPr>
@@ -2953,6 +2402,7 @@
                 <w:sz w:val="19"/>
                 <w:szCs w:val="19"/>
               </w:rPr>
+              <w:lastRenderedPageBreak/>
               <w:t>Concept</w:t>
             </w:r>
           </w:p>
@@ -3019,12 +2469,6 @@
         </w:tc>
       </w:tr>
       <w:tr>
-        <w:tblPrEx>
-          <w:tblCellMar>
-            <w:top w:w="0" w:type="dxa"/>
-            <w:bottom w:w="0" w:type="dxa"/>
-          </w:tblCellMar>
-        </w:tblPrEx>
         <w:tc>
           <w:tcPr>
             <w:tcW w:w="2400" w:type="dxa"/>
@@ -3108,12 +2552,6 @@
         </w:tc>
       </w:tr>
       <w:tr>
-        <w:tblPrEx>
-          <w:tblCellMar>
-            <w:top w:w="0" w:type="dxa"/>
-            <w:bottom w:w="0" w:type="dxa"/>
-          </w:tblCellMar>
-        </w:tblPrEx>
         <w:tc>
           <w:tcPr>
             <w:tcW w:w="2400" w:type="dxa"/>
@@ -3197,12 +2635,6 @@
         </w:tc>
       </w:tr>
       <w:tr>
-        <w:tblPrEx>
-          <w:tblCellMar>
-            <w:top w:w="0" w:type="dxa"/>
-            <w:bottom w:w="0" w:type="dxa"/>
-          </w:tblCellMar>
-        </w:tblPrEx>
         <w:tc>
           <w:tcPr>
             <w:tcW w:w="2400" w:type="dxa"/>
@@ -3286,12 +2718,6 @@
         </w:tc>
       </w:tr>
       <w:tr>
-        <w:tblPrEx>
-          <w:tblCellMar>
-            <w:top w:w="0" w:type="dxa"/>
-            <w:bottom w:w="0" w:type="dxa"/>
-          </w:tblCellMar>
-        </w:tblPrEx>
         <w:tc>
           <w:tcPr>
             <w:tcW w:w="2400" w:type="dxa"/>
@@ -3375,12 +2801,6 @@
         </w:tc>
       </w:tr>
       <w:tr>
-        <w:tblPrEx>
-          <w:tblCellMar>
-            <w:top w:w="0" w:type="dxa"/>
-            <w:bottom w:w="0" w:type="dxa"/>
-          </w:tblCellMar>
-        </w:tblPrEx>
         <w:tc>
           <w:tcPr>
             <w:tcW w:w="2400" w:type="dxa"/>
@@ -3464,12 +2884,6 @@
         </w:tc>
       </w:tr>
       <w:tr>
-        <w:tblPrEx>
-          <w:tblCellMar>
-            <w:top w:w="0" w:type="dxa"/>
-            <w:bottom w:w="0" w:type="dxa"/>
-          </w:tblCellMar>
-        </w:tblPrEx>
         <w:tc>
           <w:tcPr>
             <w:tcW w:w="2400" w:type="dxa"/>
@@ -3611,12 +3025,6 @@
         <w:gridCol w:w="9360"/>
       </w:tblGrid>
       <w:tr>
-        <w:tblPrEx>
-          <w:tblCellMar>
-            <w:top w:w="0" w:type="dxa"/>
-            <w:bottom w:w="0" w:type="dxa"/>
-          </w:tblCellMar>
-        </w:tblPrEx>
         <w:tc>
           <w:tcPr>
             <w:tcW w:w="0" w:type="auto"/>
@@ -3671,12 +3079,6 @@
         </w:tc>
       </w:tr>
       <w:tr>
-        <w:tblPrEx>
-          <w:tblCellMar>
-            <w:top w:w="0" w:type="dxa"/>
-            <w:bottom w:w="0" w:type="dxa"/>
-          </w:tblCellMar>
-        </w:tblPrEx>
         <w:tc>
           <w:tcPr>
             <w:tcW w:w="0" w:type="auto"/>
@@ -3788,12 +3190,6 @@
         <w:gridCol w:w="9360"/>
       </w:tblGrid>
       <w:tr>
-        <w:tblPrEx>
-          <w:tblCellMar>
-            <w:top w:w="0" w:type="dxa"/>
-            <w:bottom w:w="0" w:type="dxa"/>
-          </w:tblCellMar>
-        </w:tblPrEx>
         <w:tc>
           <w:tcPr>
             <w:tcW w:w="0" w:type="auto"/>
@@ -3826,12 +3222,6 @@
         </w:tc>
       </w:tr>
       <w:tr>
-        <w:tblPrEx>
-          <w:tblCellMar>
-            <w:top w:w="0" w:type="dxa"/>
-            <w:bottom w:w="0" w:type="dxa"/>
-          </w:tblCellMar>
-        </w:tblPrEx>
         <w:tc>
           <w:tcPr>
             <w:tcW w:w="0" w:type="auto"/>
@@ -3898,25 +3288,7 @@
                 <w:sz w:val="20"/>
                 <w:szCs w:val="20"/>
               </w:rPr>
-              <w:t xml:space="preserve">QR </w:t>
-            </w:r>
-            <w:proofErr w:type="spellStart"/>
-            <w:r>
-              <w:rPr>
-                <w:color w:val="1A1A1A"/>
-                <w:sz w:val="20"/>
-                <w:szCs w:val="20"/>
-              </w:rPr>
-              <w:t>factorisation</w:t>
-            </w:r>
-            <w:proofErr w:type="spellEnd"/>
-            <w:r>
-              <w:rPr>
-                <w:color w:val="1A1A1A"/>
-                <w:sz w:val="20"/>
-                <w:szCs w:val="20"/>
-              </w:rPr>
-              <w:t xml:space="preserve"> using orthogonal transformations is always numerically stable.</w:t>
+              <w:t>QR factorisation using orthogonal transformations is always numerically stable.</w:t>
             </w:r>
           </w:p>
         </w:tc>
@@ -3948,12 +3320,6 @@
         <w:gridCol w:w="9360"/>
       </w:tblGrid>
       <w:tr>
-        <w:tblPrEx>
-          <w:tblCellMar>
-            <w:top w:w="0" w:type="dxa"/>
-            <w:bottom w:w="0" w:type="dxa"/>
-          </w:tblCellMar>
-        </w:tblPrEx>
         <w:tc>
           <w:tcPr>
             <w:tcW w:w="0" w:type="auto"/>
@@ -3986,12 +3352,6 @@
         </w:tc>
       </w:tr>
       <w:tr>
-        <w:tblPrEx>
-          <w:tblCellMar>
-            <w:top w:w="0" w:type="dxa"/>
-            <w:bottom w:w="0" w:type="dxa"/>
-          </w:tblCellMar>
-        </w:tblPrEx>
         <w:tc>
           <w:tcPr>
             <w:tcW w:w="0" w:type="auto"/>
@@ -4020,18 +3380,8 @@
                 <w:sz w:val="20"/>
                 <w:szCs w:val="20"/>
               </w:rPr>
-              <w:t xml:space="preserve">Any </w:t>
-            </w:r>
-            <w:proofErr w:type="spellStart"/>
-            <w:r>
-              <w:rPr>
-                <w:color w:val="1A1A1A"/>
-                <w:sz w:val="20"/>
-                <w:szCs w:val="20"/>
-              </w:rPr>
-              <w:t>m×n</w:t>
-            </w:r>
-            <w:proofErr w:type="spellEnd"/>
+              <w:t>Any m×n</w:t>
+            </w:r>
             <w:proofErr w:type="gramEnd"/>
             <w:r>
               <w:rPr>
@@ -4052,43 +3402,7 @@
                 <w:sz w:val="20"/>
                 <w:szCs w:val="20"/>
               </w:rPr>
-              <w:t>where Q is orthogonal (</w:t>
-            </w:r>
-            <w:proofErr w:type="spellStart"/>
-            <w:r>
-              <w:rPr>
-                <w:color w:val="1A1A1A"/>
-                <w:sz w:val="20"/>
-                <w:szCs w:val="20"/>
-              </w:rPr>
-              <w:t>m×m</w:t>
-            </w:r>
-            <w:proofErr w:type="spellEnd"/>
-            <w:r>
-              <w:rPr>
-                <w:color w:val="1A1A1A"/>
-                <w:sz w:val="20"/>
-                <w:szCs w:val="20"/>
-              </w:rPr>
-              <w:t>) and R is upper triangular (</w:t>
-            </w:r>
-            <w:proofErr w:type="spellStart"/>
-            <w:r>
-              <w:rPr>
-                <w:color w:val="1A1A1A"/>
-                <w:sz w:val="20"/>
-                <w:szCs w:val="20"/>
-              </w:rPr>
-              <w:t>m×n</w:t>
-            </w:r>
-            <w:proofErr w:type="spellEnd"/>
-            <w:r>
-              <w:rPr>
-                <w:color w:val="1A1A1A"/>
-                <w:sz w:val="20"/>
-                <w:szCs w:val="20"/>
-              </w:rPr>
-              <w:t>).</w:t>
+              <w:t>where Q is orthogonal (m×m) and R is upper triangular (m×n).</w:t>
             </w:r>
           </w:p>
           <w:p>
@@ -4119,26 +3433,7 @@
                 <w:sz w:val="20"/>
                 <w:szCs w:val="20"/>
               </w:rPr>
-              <w:lastRenderedPageBreak/>
-              <w:t xml:space="preserve">1. Solving Ax = b: substitute A=QR, get Rx = </w:t>
-            </w:r>
-            <w:proofErr w:type="spellStart"/>
-            <w:r>
-              <w:rPr>
-                <w:color w:val="1A1A1A"/>
-                <w:sz w:val="20"/>
-                <w:szCs w:val="20"/>
-              </w:rPr>
-              <w:t>Qᵀb</w:t>
-            </w:r>
-            <w:proofErr w:type="spellEnd"/>
-            <w:r>
-              <w:rPr>
-                <w:color w:val="1A1A1A"/>
-                <w:sz w:val="20"/>
-                <w:szCs w:val="20"/>
-              </w:rPr>
-              <w:t>, back-substitute.</w:t>
+              <w:t>1. Solving Ax = b: substitute A=QR, get Rx = Qᵀb, back-substitute.</w:t>
             </w:r>
           </w:p>
           <w:p>
@@ -4227,12 +3522,6 @@
         <w:gridCol w:w="9360"/>
       </w:tblGrid>
       <w:tr>
-        <w:tblPrEx>
-          <w:tblCellMar>
-            <w:top w:w="0" w:type="dxa"/>
-            <w:bottom w:w="0" w:type="dxa"/>
-          </w:tblCellMar>
-        </w:tblPrEx>
         <w:tc>
           <w:tcPr>
             <w:tcW w:w="0" w:type="auto"/>
@@ -4265,12 +3554,6 @@
         </w:tc>
       </w:tr>
       <w:tr>
-        <w:tblPrEx>
-          <w:tblCellMar>
-            <w:top w:w="0" w:type="dxa"/>
-            <w:bottom w:w="0" w:type="dxa"/>
-          </w:tblCellMar>
-        </w:tblPrEx>
         <w:tc>
           <w:tcPr>
             <w:tcW w:w="0" w:type="auto"/>
@@ -4298,25 +3581,7 @@
                 <w:sz w:val="20"/>
                 <w:szCs w:val="20"/>
               </w:rPr>
-              <w:t>H = I - 2vvᵀ/(</w:t>
-            </w:r>
-            <w:proofErr w:type="spellStart"/>
-            <w:r>
-              <w:rPr>
-                <w:color w:val="1A1A1A"/>
-                <w:sz w:val="20"/>
-                <w:szCs w:val="20"/>
-              </w:rPr>
-              <w:t>vᵀv</w:t>
-            </w:r>
-            <w:proofErr w:type="spellEnd"/>
-            <w:r>
-              <w:rPr>
-                <w:color w:val="1A1A1A"/>
-                <w:sz w:val="20"/>
-                <w:szCs w:val="20"/>
-              </w:rPr>
-              <w:t>) is an orthogonal matrix that reflects across a hyperplane.</w:t>
+              <w:t>H = I - 2vvᵀ/(vᵀv) is an orthogonal matrix that reflects across a hyperplane.</w:t>
             </w:r>
           </w:p>
           <w:p>
@@ -4485,12 +3750,6 @@
         <w:gridCol w:w="9360"/>
       </w:tblGrid>
       <w:tr>
-        <w:tblPrEx>
-          <w:tblCellMar>
-            <w:top w:w="0" w:type="dxa"/>
-            <w:bottom w:w="0" w:type="dxa"/>
-          </w:tblCellMar>
-        </w:tblPrEx>
         <w:tc>
           <w:tcPr>
             <w:tcW w:w="0" w:type="auto"/>
@@ -4545,12 +3804,6 @@
         </w:tc>
       </w:tr>
       <w:tr>
-        <w:tblPrEx>
-          <w:tblCellMar>
-            <w:top w:w="0" w:type="dxa"/>
-            <w:bottom w:w="0" w:type="dxa"/>
-          </w:tblCellMar>
-        </w:tblPrEx>
         <w:tc>
           <w:tcPr>
             <w:tcW w:w="0" w:type="auto"/>
@@ -4580,7 +3833,6 @@
               </w:rPr>
               <w:t>G(</w:t>
             </w:r>
-            <w:proofErr w:type="spellStart"/>
             <w:proofErr w:type="gramStart"/>
             <w:r>
               <w:rPr>
@@ -4597,18 +3849,8 @@
                 <w:sz w:val="20"/>
                 <w:szCs w:val="20"/>
               </w:rPr>
-              <w:t>,θ</w:t>
-            </w:r>
-            <w:proofErr w:type="spellEnd"/>
-            <w:r>
-              <w:rPr>
-                <w:color w:val="1A1A1A"/>
-                <w:sz w:val="20"/>
-                <w:szCs w:val="20"/>
-              </w:rPr>
-              <w:t>) is an orthogonal matrix that rotates in the (</w:t>
-            </w:r>
-            <w:proofErr w:type="spellStart"/>
+              <w:t>,θ) is an orthogonal matrix that rotates in the (</w:t>
+            </w:r>
             <w:proofErr w:type="gramStart"/>
             <w:r>
               <w:rPr>
@@ -4618,7 +3860,6 @@
               </w:rPr>
               <w:t>i,j</w:t>
             </w:r>
-            <w:proofErr w:type="spellEnd"/>
             <w:proofErr w:type="gramEnd"/>
             <w:r>
               <w:rPr>
@@ -4662,61 +3903,7 @@
                 <w:sz w:val="20"/>
                 <w:szCs w:val="20"/>
               </w:rPr>
-              <w:t>Built from c=</w:t>
-            </w:r>
-            <w:proofErr w:type="spellStart"/>
-            <w:r>
-              <w:rPr>
-                <w:color w:val="1A1A1A"/>
-                <w:sz w:val="20"/>
-                <w:szCs w:val="20"/>
-              </w:rPr>
-              <w:t>cosθ</w:t>
-            </w:r>
-            <w:proofErr w:type="spellEnd"/>
-            <w:r>
-              <w:rPr>
-                <w:color w:val="1A1A1A"/>
-                <w:sz w:val="20"/>
-                <w:szCs w:val="20"/>
-              </w:rPr>
-              <w:t>, s=</w:t>
-            </w:r>
-            <w:proofErr w:type="spellStart"/>
-            <w:r>
-              <w:rPr>
-                <w:color w:val="1A1A1A"/>
-                <w:sz w:val="20"/>
-                <w:szCs w:val="20"/>
-              </w:rPr>
-              <w:t>sinθ</w:t>
-            </w:r>
-            <w:proofErr w:type="spellEnd"/>
-            <w:r>
-              <w:rPr>
-                <w:color w:val="1A1A1A"/>
-                <w:sz w:val="20"/>
-                <w:szCs w:val="20"/>
-              </w:rPr>
-              <w:t xml:space="preserve"> chosen so </w:t>
-            </w:r>
-            <w:proofErr w:type="spellStart"/>
-            <w:r>
-              <w:rPr>
-                <w:color w:val="1A1A1A"/>
-                <w:sz w:val="20"/>
-                <w:szCs w:val="20"/>
-              </w:rPr>
-              <w:t>G·x</w:t>
-            </w:r>
-            <w:proofErr w:type="spellEnd"/>
-            <w:r>
-              <w:rPr>
-                <w:color w:val="1A1A1A"/>
-                <w:sz w:val="20"/>
-                <w:szCs w:val="20"/>
-              </w:rPr>
-              <w:t xml:space="preserve"> has zero in position j.</w:t>
+              <w:t>Built from c=cosθ, s=sinθ chosen so G·x has zero in position j.</w:t>
             </w:r>
           </w:p>
           <w:p>
@@ -4815,12 +4002,6 @@
         <w:gridCol w:w="9360"/>
       </w:tblGrid>
       <w:tr>
-        <w:tblPrEx>
-          <w:tblCellMar>
-            <w:top w:w="0" w:type="dxa"/>
-            <w:bottom w:w="0" w:type="dxa"/>
-          </w:tblCellMar>
-        </w:tblPrEx>
         <w:tc>
           <w:tcPr>
             <w:tcW w:w="0" w:type="auto"/>
@@ -4853,12 +4034,6 @@
         </w:tc>
       </w:tr>
       <w:tr>
-        <w:tblPrEx>
-          <w:tblCellMar>
-            <w:top w:w="0" w:type="dxa"/>
-            <w:bottom w:w="0" w:type="dxa"/>
-          </w:tblCellMar>
-        </w:tblPrEx>
         <w:tc>
           <w:tcPr>
             <w:tcW w:w="0" w:type="auto"/>
@@ -5050,12 +4225,6 @@
         <w:gridCol w:w="9360"/>
       </w:tblGrid>
       <w:tr>
-        <w:tblPrEx>
-          <w:tblCellMar>
-            <w:top w:w="0" w:type="dxa"/>
-            <w:bottom w:w="0" w:type="dxa"/>
-          </w:tblCellMar>
-        </w:tblPrEx>
         <w:tc>
           <w:tcPr>
             <w:tcW w:w="0" w:type="auto"/>
@@ -5088,12 +4257,6 @@
         </w:tc>
       </w:tr>
       <w:tr>
-        <w:tblPrEx>
-          <w:tblCellMar>
-            <w:top w:w="0" w:type="dxa"/>
-            <w:bottom w:w="0" w:type="dxa"/>
-          </w:tblCellMar>
-        </w:tblPrEx>
         <w:tc>
           <w:tcPr>
             <w:tcW w:w="0" w:type="auto"/>
@@ -5121,43 +4284,7 @@
                 <w:sz w:val="20"/>
                 <w:szCs w:val="20"/>
               </w:rPr>
-              <w:t xml:space="preserve">1. </w:t>
-            </w:r>
-            <w:proofErr w:type="spellStart"/>
-            <w:r>
-              <w:rPr>
-                <w:color w:val="1A1A1A"/>
-                <w:sz w:val="20"/>
-                <w:szCs w:val="20"/>
-              </w:rPr>
-              <w:t>Hessenberg</w:t>
-            </w:r>
-            <w:proofErr w:type="spellEnd"/>
-            <w:r>
-              <w:rPr>
-                <w:color w:val="1A1A1A"/>
-                <w:sz w:val="20"/>
-                <w:szCs w:val="20"/>
-              </w:rPr>
-              <w:t xml:space="preserve"> reduction: reduce A to upper </w:t>
-            </w:r>
-            <w:proofErr w:type="spellStart"/>
-            <w:r>
-              <w:rPr>
-                <w:color w:val="1A1A1A"/>
-                <w:sz w:val="20"/>
-                <w:szCs w:val="20"/>
-              </w:rPr>
-              <w:t>Hessenberg</w:t>
-            </w:r>
-            <w:proofErr w:type="spellEnd"/>
-            <w:r>
-              <w:rPr>
-                <w:color w:val="1A1A1A"/>
-                <w:sz w:val="20"/>
-                <w:szCs w:val="20"/>
-              </w:rPr>
-              <w:t xml:space="preserve"> form first.</w:t>
+              <w:t>1. Hessenberg reduction: reduce A to upper Hessenberg form first.</w:t>
             </w:r>
           </w:p>
           <w:p>
@@ -5272,12 +4399,6 @@
         <w:gridCol w:w="9360"/>
       </w:tblGrid>
       <w:tr>
-        <w:tblPrEx>
-          <w:tblCellMar>
-            <w:top w:w="0" w:type="dxa"/>
-            <w:bottom w:w="0" w:type="dxa"/>
-          </w:tblCellMar>
-        </w:tblPrEx>
         <w:tc>
           <w:tcPr>
             <w:tcW w:w="0" w:type="auto"/>
@@ -5310,12 +4431,6 @@
         </w:tc>
       </w:tr>
       <w:tr>
-        <w:tblPrEx>
-          <w:tblCellMar>
-            <w:top w:w="0" w:type="dxa"/>
-            <w:bottom w:w="0" w:type="dxa"/>
-          </w:tblCellMar>
-        </w:tblPrEx>
         <w:tc>
           <w:tcPr>
             <w:tcW w:w="0" w:type="auto"/>
@@ -5395,7 +4510,6 @@
                 <w:sz w:val="20"/>
                 <w:szCs w:val="20"/>
               </w:rPr>
-              <w:lastRenderedPageBreak/>
               <w:t xml:space="preserve">The QR algorithm converges </w:t>
             </w:r>
             <w:proofErr w:type="gramStart"/>
@@ -5446,12 +4560,6 @@
         <w:gridCol w:w="9360"/>
       </w:tblGrid>
       <w:tr>
-        <w:tblPrEx>
-          <w:tblCellMar>
-            <w:top w:w="0" w:type="dxa"/>
-            <w:bottom w:w="0" w:type="dxa"/>
-          </w:tblCellMar>
-        </w:tblPrEx>
         <w:tc>
           <w:tcPr>
             <w:tcW w:w="0" w:type="auto"/>
@@ -5484,12 +4592,6 @@
         </w:tc>
       </w:tr>
       <w:tr>
-        <w:tblPrEx>
-          <w:tblCellMar>
-            <w:top w:w="0" w:type="dxa"/>
-            <w:bottom w:w="0" w:type="dxa"/>
-          </w:tblCellMar>
-        </w:tblPrEx>
         <w:tc>
           <w:tcPr>
             <w:tcW w:w="0" w:type="auto"/>
@@ -6389,6 +5491,7 @@
   <w:style w:type="character" w:default="1" w:styleId="DefaultParagraphFont">
     <w:name w:val="Default Paragraph Font"/>
     <w:uiPriority w:val="1"/>
+    <w:semiHidden/>
     <w:unhideWhenUsed/>
   </w:style>
   <w:style w:type="table" w:default="1" w:styleId="TableNormal">
